--- a/Deliverables/project-summary.docx
+++ b/Deliverables/project-summary.docx
@@ -623,12 +623,12 @@
                 <wp:inline distB="114300" distT="114300" distL="114300" distR="114300">
                   <wp:extent cx="3209925" cy="3333750"/>
                   <wp:effectExtent b="0" l="0" r="0" t="0"/>
-                  <wp:docPr id="1" name="image1.png"/>
+                  <wp:docPr id="1" name="image3.png"/>
                   <a:graphic>
                     <a:graphicData uri="http://schemas.openxmlformats.org/drawingml/2006/picture">
                       <pic:pic>
                         <pic:nvPicPr>
-                          <pic:cNvPr id="0" name="image1.png"/>
+                          <pic:cNvPr id="0" name="image3.png"/>
                           <pic:cNvPicPr preferRelativeResize="0"/>
                         </pic:nvPicPr>
                         <pic:blipFill>
@@ -878,12 +878,12 @@
                 <wp:inline distB="114300" distT="114300" distL="114300" distR="114300">
                   <wp:extent cx="4667250" cy="1574800"/>
                   <wp:effectExtent b="0" l="0" r="0" t="0"/>
-                  <wp:docPr id="3" name="image3.png"/>
+                  <wp:docPr id="3" name="image1.png"/>
                   <a:graphic>
                     <a:graphicData uri="http://schemas.openxmlformats.org/drawingml/2006/picture">
                       <pic:pic>
                         <pic:nvPicPr>
-                          <pic:cNvPr id="0" name="image3.png"/>
+                          <pic:cNvPr id="0" name="image1.png"/>
                           <pic:cNvPicPr preferRelativeResize="0"/>
                         </pic:nvPicPr>
                         <pic:blipFill>
@@ -1102,9 +1102,18 @@
             </w:pPr>
             <w:r>
               <w:rPr>
-                <w:rtl w:val="0"/>
-              </w:rPr>
-              <w:t xml:space="preserve">/</w:t>
+                <w:rFonts w:ascii="Arial" w:cs="Arial" w:eastAsia="Arial" w:hAnsi="Arial"/>
+                <w:sz w:val="24"/>
+                <w:szCs w:val="24"/>
+                <w:rtl w:val="0"/>
+              </w:rPr>
+              <w:t xml:space="preserve">m0ritz</w:t>
+            </w:r>
+            <w:r>
+              <w:rPr>
+                <w:rtl w:val="0"/>
+              </w:rPr>
+              <w:t xml:space="preserve"> </w:t>
             </w:r>
           </w:p>
         </w:tc>
